--- a/docs/Vigil_Project_Overview.docx
+++ b/docs/Vigil_Project_Overview.docx
@@ -1121,7 +1121,7 @@
                 <w:sz w:val="34"/>
                 <w:szCs w:val="34"/>
               </w:rPr>
-              <w:t xml:space="preserve">397</w:t>
+              <w:t xml:space="preserve">404</w:t>
             </w:r>
           </w:p>
           <w:p>
@@ -10360,7 +10360,7 @@
                 <w:sz w:val="18"/>
                 <w:szCs w:val="18"/>
               </w:rPr>
-              <w:t xml:space="preserve">397 automated tests (pytest and Hypothesis property tests), deterministic seeded worlds, a smoke test and a latency benchmark.</w:t>
+              <w:t xml:space="preserve">404 automated tests (pytest and Hypothesis property tests), deterministic seeded worlds, a smoke test and a latency benchmark.</w:t>
             </w:r>
           </w:p>
         </w:tc>
